--- a/inst/extdata/example_apx_drm_301/annotated_shell.docx
+++ b/inst/extdata/example_apx_drm_301/annotated_shell.docx
@@ -1785,14 +1785,14 @@
               <w:rPr>
                 <w:color w:val="C00000"/>
               </w:rPr>
-              <w:t>ADSL.W</w:t>
+              <w:t>ADSL.</w:t>
             </w:r>
             <w:proofErr w:type="gramEnd"/>
             <w:r>
               <w:rPr>
                 <w:color w:val="C00000"/>
               </w:rPr>
-              <w:t>16COMPFL='Y'</w:t>
+              <w:t>COMPW16='Y'</w:t>
             </w:r>
           </w:p>
         </w:tc>
@@ -1935,14 +1935,14 @@
               <w:rPr>
                 <w:color w:val="C00000"/>
               </w:rPr>
-              <w:t>ADSL.W</w:t>
+              <w:t>ADSL.</w:t>
             </w:r>
             <w:proofErr w:type="gramEnd"/>
             <w:r>
               <w:rPr>
                 <w:color w:val="C00000"/>
               </w:rPr>
-              <w:t>52COMPFL='Y'</w:t>
+              <w:t>COMPW52='Y'</w:t>
             </w:r>
           </w:p>
         </w:tc>
@@ -2085,14 +2085,14 @@
               <w:rPr>
                 <w:color w:val="C00000"/>
               </w:rPr>
-              <w:t>ADSL.W</w:t>
+              <w:t>ADSL.</w:t>
             </w:r>
             <w:proofErr w:type="gramEnd"/>
             <w:r>
               <w:rPr>
                 <w:color w:val="C00000"/>
               </w:rPr>
-              <w:t>140COMPFL='Y'</w:t>
+              <w:t>COMPW140='Y'</w:t>
             </w:r>
           </w:p>
         </w:tc>

--- a/inst/extdata/example_apx_drm_301/annotated_shell.docx
+++ b/inst/extdata/example_apx_drm_301/annotated_shell.docx
@@ -1486,156 +1486,6 @@
                 <w:color w:val="C00000"/>
               </w:rPr>
               <w:t>ADSL.SAFFL</w:t>
-            </w:r>
-            <w:proofErr w:type="gramEnd"/>
-            <w:r>
-              <w:rPr>
-                <w:color w:val="C00000"/>
-              </w:rPr>
-              <w:t>='Y'</w:t>
-            </w:r>
-          </w:p>
-        </w:tc>
-        <w:tc>
-          <w:tcPr>
-            <w:tcW w:w="2340" w:type="dxa"/>
-            <w:tcBorders>
-              <w:top w:val="single" w:sz="4" w:space="0" w:color="808080"/>
-              <w:left w:val="single" w:sz="4" w:space="0" w:color="808080"/>
-              <w:bottom w:val="single" w:sz="4" w:space="0" w:color="808080"/>
-              <w:right w:val="single" w:sz="4" w:space="0" w:color="808080"/>
-            </w:tcBorders>
-            <w:tcMar>
-              <w:top w:w="60" w:type="dxa"/>
-              <w:left w:w="100" w:type="dxa"/>
-              <w:bottom w:w="60" w:type="dxa"/>
-              <w:right w:w="100" w:type="dxa"/>
-            </w:tcMar>
-            <w:vAlign w:val="center"/>
-          </w:tcPr>
-          <w:p>
-            <w:pPr>
-              <w:jc w:val="center"/>
-            </w:pPr>
-            <w:r>
-              <w:t>xxx (</w:t>
-            </w:r>
-            <w:proofErr w:type="spellStart"/>
-            <w:r>
-              <w:t>xx.x</w:t>
-            </w:r>
-            <w:proofErr w:type="spellEnd"/>
-            <w:r>
-              <w:t>)</w:t>
-            </w:r>
-          </w:p>
-        </w:tc>
-        <w:tc>
-          <w:tcPr>
-            <w:tcW w:w="2340" w:type="dxa"/>
-            <w:tcBorders>
-              <w:top w:val="single" w:sz="4" w:space="0" w:color="808080"/>
-              <w:left w:val="single" w:sz="4" w:space="0" w:color="808080"/>
-              <w:bottom w:val="single" w:sz="4" w:space="0" w:color="808080"/>
-              <w:right w:val="single" w:sz="4" w:space="0" w:color="808080"/>
-            </w:tcBorders>
-            <w:tcMar>
-              <w:top w:w="60" w:type="dxa"/>
-              <w:left w:w="100" w:type="dxa"/>
-              <w:bottom w:w="60" w:type="dxa"/>
-              <w:right w:w="100" w:type="dxa"/>
-            </w:tcMar>
-            <w:vAlign w:val="center"/>
-          </w:tcPr>
-          <w:p>
-            <w:pPr>
-              <w:jc w:val="center"/>
-            </w:pPr>
-            <w:r>
-              <w:t>xxx (</w:t>
-            </w:r>
-            <w:proofErr w:type="spellStart"/>
-            <w:r>
-              <w:t>xx.x</w:t>
-            </w:r>
-            <w:proofErr w:type="spellEnd"/>
-            <w:r>
-              <w:t>)</w:t>
-            </w:r>
-          </w:p>
-        </w:tc>
-        <w:tc>
-          <w:tcPr>
-            <w:tcW w:w="2340" w:type="dxa"/>
-            <w:tcBorders>
-              <w:top w:val="single" w:sz="4" w:space="0" w:color="808080"/>
-              <w:left w:val="single" w:sz="4" w:space="0" w:color="808080"/>
-              <w:bottom w:val="single" w:sz="4" w:space="0" w:color="808080"/>
-              <w:right w:val="single" w:sz="4" w:space="0" w:color="808080"/>
-            </w:tcBorders>
-            <w:tcMar>
-              <w:top w:w="60" w:type="dxa"/>
-              <w:left w:w="100" w:type="dxa"/>
-              <w:bottom w:w="60" w:type="dxa"/>
-              <w:right w:w="100" w:type="dxa"/>
-            </w:tcMar>
-            <w:vAlign w:val="center"/>
-          </w:tcPr>
-          <w:p>
-            <w:pPr>
-              <w:jc w:val="center"/>
-            </w:pPr>
-            <w:r>
-              <w:t>xxx (</w:t>
-            </w:r>
-            <w:proofErr w:type="spellStart"/>
-            <w:r>
-              <w:t>xx.x</w:t>
-            </w:r>
-            <w:proofErr w:type="spellEnd"/>
-            <w:r>
-              <w:t>)</w:t>
-            </w:r>
-          </w:p>
-        </w:tc>
-      </w:tr>
-      <w:tr>
-        <w:tblPrEx>
-          <w:tblCellMar>
-            <w:top w:w="0" w:type="dxa"/>
-            <w:bottom w:w="0" w:type="dxa"/>
-          </w:tblCellMar>
-        </w:tblPrEx>
-        <w:tc>
-          <w:tcPr>
-            <w:tcW w:w="4680" w:type="dxa"/>
-            <w:tcBorders>
-              <w:top w:val="single" w:sz="4" w:space="0" w:color="808080"/>
-              <w:left w:val="single" w:sz="4" w:space="0" w:color="808080"/>
-              <w:bottom w:val="single" w:sz="4" w:space="0" w:color="808080"/>
-              <w:right w:val="single" w:sz="4" w:space="0" w:color="808080"/>
-            </w:tcBorders>
-            <w:tcMar>
-              <w:top w:w="60" w:type="dxa"/>
-              <w:left w:w="100" w:type="dxa"/>
-              <w:bottom w:w="60" w:type="dxa"/>
-              <w:right w:w="100" w:type="dxa"/>
-            </w:tcMar>
-            <w:vAlign w:val="center"/>
-          </w:tcPr>
-          <w:p>
-            <w:r>
-              <w:t>Crossed over from Placebo at Week 16 (re-randomized 1:1 to UPA15 or UPA30</w:t>
-            </w:r>
-            <w:proofErr w:type="gramStart"/>
-            <w:r>
-              <w:t xml:space="preserve">)  </w:t>
-            </w:r>
-            <w:r>
-              <w:rPr>
-                <w:color w:val="C00000"/>
-              </w:rPr>
-              <w:t>ADSL.CROSSFL</w:t>
             </w:r>
             <w:proofErr w:type="gramEnd"/>
             <w:r>

--- a/inst/extdata/example_apx_drm_301/annotated_shell.docx
+++ b/inst/extdata/example_apx_drm_301/annotated_shell.docx
@@ -18123,863 +18123,6 @@
           <w:p>
             <w:r>
               <w:t>Did not receive any topical therapy</w:t>
-            </w:r>
-          </w:p>
-        </w:tc>
-        <w:tc>
-          <w:tcPr>
-            <w:tcW w:w="2340" w:type="dxa"/>
-            <w:tcBorders>
-              <w:top w:val="single" w:sz="4" w:space="0" w:color="808080"/>
-              <w:left w:val="single" w:sz="4" w:space="0" w:color="808080"/>
-              <w:bottom w:val="single" w:sz="4" w:space="0" w:color="808080"/>
-              <w:right w:val="single" w:sz="4" w:space="0" w:color="808080"/>
-            </w:tcBorders>
-            <w:tcMar>
-              <w:top w:w="60" w:type="dxa"/>
-              <w:left w:w="100" w:type="dxa"/>
-              <w:bottom w:w="60" w:type="dxa"/>
-              <w:right w:w="100" w:type="dxa"/>
-            </w:tcMar>
-            <w:vAlign w:val="center"/>
-          </w:tcPr>
-          <w:p>
-            <w:pPr>
-              <w:jc w:val="center"/>
-            </w:pPr>
-            <w:r>
-              <w:t>xxx (</w:t>
-            </w:r>
-            <w:proofErr w:type="spellStart"/>
-            <w:r>
-              <w:t>xx.x</w:t>
-            </w:r>
-            <w:proofErr w:type="spellEnd"/>
-            <w:r>
-              <w:t>)</w:t>
-            </w:r>
-          </w:p>
-        </w:tc>
-        <w:tc>
-          <w:tcPr>
-            <w:tcW w:w="2340" w:type="dxa"/>
-            <w:tcBorders>
-              <w:top w:val="single" w:sz="4" w:space="0" w:color="808080"/>
-              <w:left w:val="single" w:sz="4" w:space="0" w:color="808080"/>
-              <w:bottom w:val="single" w:sz="4" w:space="0" w:color="808080"/>
-              <w:right w:val="single" w:sz="4" w:space="0" w:color="808080"/>
-            </w:tcBorders>
-            <w:tcMar>
-              <w:top w:w="60" w:type="dxa"/>
-              <w:left w:w="100" w:type="dxa"/>
-              <w:bottom w:w="60" w:type="dxa"/>
-              <w:right w:w="100" w:type="dxa"/>
-            </w:tcMar>
-            <w:vAlign w:val="center"/>
-          </w:tcPr>
-          <w:p>
-            <w:pPr>
-              <w:jc w:val="center"/>
-            </w:pPr>
-            <w:r>
-              <w:t>xxx (</w:t>
-            </w:r>
-            <w:proofErr w:type="spellStart"/>
-            <w:r>
-              <w:t>xx.x</w:t>
-            </w:r>
-            <w:proofErr w:type="spellEnd"/>
-            <w:r>
-              <w:t>)</w:t>
-            </w:r>
-          </w:p>
-        </w:tc>
-        <w:tc>
-          <w:tcPr>
-            <w:tcW w:w="2340" w:type="dxa"/>
-            <w:tcBorders>
-              <w:top w:val="single" w:sz="4" w:space="0" w:color="808080"/>
-              <w:left w:val="single" w:sz="4" w:space="0" w:color="808080"/>
-              <w:bottom w:val="single" w:sz="4" w:space="0" w:color="808080"/>
-              <w:right w:val="single" w:sz="4" w:space="0" w:color="808080"/>
-            </w:tcBorders>
-            <w:tcMar>
-              <w:top w:w="60" w:type="dxa"/>
-              <w:left w:w="100" w:type="dxa"/>
-              <w:bottom w:w="60" w:type="dxa"/>
-              <w:right w:w="100" w:type="dxa"/>
-            </w:tcMar>
-            <w:vAlign w:val="center"/>
-          </w:tcPr>
-          <w:p>
-            <w:pPr>
-              <w:jc w:val="center"/>
-            </w:pPr>
-            <w:r>
-              <w:t>xxx (</w:t>
-            </w:r>
-            <w:proofErr w:type="spellStart"/>
-            <w:r>
-              <w:t>xx.x</w:t>
-            </w:r>
-            <w:proofErr w:type="spellEnd"/>
-            <w:r>
-              <w:t>)</w:t>
-            </w:r>
-          </w:p>
-        </w:tc>
-      </w:tr>
-      <w:tr>
-        <w:tblPrEx>
-          <w:tblCellMar>
-            <w:top w:w="0" w:type="dxa"/>
-            <w:bottom w:w="0" w:type="dxa"/>
-          </w:tblCellMar>
-        </w:tblPrEx>
-        <w:tc>
-          <w:tcPr>
-            <w:tcW w:w="4680" w:type="dxa"/>
-            <w:tcBorders>
-              <w:top w:val="single" w:sz="4" w:space="0" w:color="808080"/>
-              <w:left w:val="single" w:sz="4" w:space="0" w:color="808080"/>
-              <w:bottom w:val="single" w:sz="4" w:space="0" w:color="808080"/>
-              <w:right w:val="single" w:sz="4" w:space="0" w:color="808080"/>
-            </w:tcBorders>
-            <w:tcMar>
-              <w:top w:w="60" w:type="dxa"/>
-              <w:left w:w="100" w:type="dxa"/>
-              <w:bottom w:w="60" w:type="dxa"/>
-              <w:right w:w="100" w:type="dxa"/>
-            </w:tcMar>
-            <w:vAlign w:val="center"/>
-          </w:tcPr>
-          <w:p>
-            <w:r>
-              <w:t xml:space="preserve">Topical therapy </w:t>
-            </w:r>
-            <w:proofErr w:type="gramStart"/>
-            <w:r>
-              <w:t>use</w:t>
-            </w:r>
-            <w:proofErr w:type="gramEnd"/>
-            <w:r>
-              <w:t xml:space="preserve"> in 4 weeks prior to visit, by </w:t>
-            </w:r>
-            <w:proofErr w:type="gramStart"/>
-            <w:r>
-              <w:t xml:space="preserve">visit  </w:t>
-            </w:r>
-            <w:r>
-              <w:rPr>
-                <w:color w:val="C00000"/>
-              </w:rPr>
-              <w:t>ADCM.ADY</w:t>
-            </w:r>
-            <w:proofErr w:type="gramEnd"/>
-          </w:p>
-        </w:tc>
-        <w:tc>
-          <w:tcPr>
-            <w:tcW w:w="2340" w:type="dxa"/>
-            <w:tcBorders>
-              <w:top w:val="single" w:sz="4" w:space="0" w:color="808080"/>
-              <w:left w:val="single" w:sz="4" w:space="0" w:color="808080"/>
-              <w:bottom w:val="single" w:sz="4" w:space="0" w:color="808080"/>
-              <w:right w:val="single" w:sz="4" w:space="0" w:color="808080"/>
-            </w:tcBorders>
-            <w:tcMar>
-              <w:top w:w="60" w:type="dxa"/>
-              <w:left w:w="100" w:type="dxa"/>
-              <w:bottom w:w="60" w:type="dxa"/>
-              <w:right w:w="100" w:type="dxa"/>
-            </w:tcMar>
-            <w:vAlign w:val="center"/>
-          </w:tcPr>
-          <w:p>
-            <w:pPr>
-              <w:jc w:val="center"/>
-            </w:pPr>
-            <w:r>
-              <w:t>xxx (</w:t>
-            </w:r>
-            <w:proofErr w:type="spellStart"/>
-            <w:r>
-              <w:t>xx.x</w:t>
-            </w:r>
-            <w:proofErr w:type="spellEnd"/>
-            <w:r>
-              <w:t>)</w:t>
-            </w:r>
-          </w:p>
-        </w:tc>
-        <w:tc>
-          <w:tcPr>
-            <w:tcW w:w="2340" w:type="dxa"/>
-            <w:tcBorders>
-              <w:top w:val="single" w:sz="4" w:space="0" w:color="808080"/>
-              <w:left w:val="single" w:sz="4" w:space="0" w:color="808080"/>
-              <w:bottom w:val="single" w:sz="4" w:space="0" w:color="808080"/>
-              <w:right w:val="single" w:sz="4" w:space="0" w:color="808080"/>
-            </w:tcBorders>
-            <w:tcMar>
-              <w:top w:w="60" w:type="dxa"/>
-              <w:left w:w="100" w:type="dxa"/>
-              <w:bottom w:w="60" w:type="dxa"/>
-              <w:right w:w="100" w:type="dxa"/>
-            </w:tcMar>
-            <w:vAlign w:val="center"/>
-          </w:tcPr>
-          <w:p>
-            <w:pPr>
-              <w:jc w:val="center"/>
-            </w:pPr>
-            <w:r>
-              <w:t>xxx (</w:t>
-            </w:r>
-            <w:proofErr w:type="spellStart"/>
-            <w:r>
-              <w:t>xx.x</w:t>
-            </w:r>
-            <w:proofErr w:type="spellEnd"/>
-            <w:r>
-              <w:t>)</w:t>
-            </w:r>
-          </w:p>
-        </w:tc>
-        <w:tc>
-          <w:tcPr>
-            <w:tcW w:w="2340" w:type="dxa"/>
-            <w:tcBorders>
-              <w:top w:val="single" w:sz="4" w:space="0" w:color="808080"/>
-              <w:left w:val="single" w:sz="4" w:space="0" w:color="808080"/>
-              <w:bottom w:val="single" w:sz="4" w:space="0" w:color="808080"/>
-              <w:right w:val="single" w:sz="4" w:space="0" w:color="808080"/>
-            </w:tcBorders>
-            <w:tcMar>
-              <w:top w:w="60" w:type="dxa"/>
-              <w:left w:w="100" w:type="dxa"/>
-              <w:bottom w:w="60" w:type="dxa"/>
-              <w:right w:w="100" w:type="dxa"/>
-            </w:tcMar>
-            <w:vAlign w:val="center"/>
-          </w:tcPr>
-          <w:p>
-            <w:pPr>
-              <w:jc w:val="center"/>
-            </w:pPr>
-            <w:r>
-              <w:t>xxx (</w:t>
-            </w:r>
-            <w:proofErr w:type="spellStart"/>
-            <w:r>
-              <w:t>xx.x</w:t>
-            </w:r>
-            <w:proofErr w:type="spellEnd"/>
-            <w:r>
-              <w:t>)</w:t>
-            </w:r>
-          </w:p>
-        </w:tc>
-      </w:tr>
-      <w:tr>
-        <w:tblPrEx>
-          <w:tblCellMar>
-            <w:top w:w="0" w:type="dxa"/>
-            <w:bottom w:w="0" w:type="dxa"/>
-          </w:tblCellMar>
-        </w:tblPrEx>
-        <w:tc>
-          <w:tcPr>
-            <w:tcW w:w="4680" w:type="dxa"/>
-            <w:tcBorders>
-              <w:top w:val="single" w:sz="4" w:space="0" w:color="808080"/>
-              <w:left w:val="single" w:sz="4" w:space="0" w:color="808080"/>
-              <w:bottom w:val="single" w:sz="4" w:space="0" w:color="808080"/>
-              <w:right w:val="single" w:sz="4" w:space="0" w:color="808080"/>
-            </w:tcBorders>
-            <w:tcMar>
-              <w:top w:w="60" w:type="dxa"/>
-              <w:left w:w="100" w:type="dxa"/>
-              <w:bottom w:w="60" w:type="dxa"/>
-              <w:right w:w="100" w:type="dxa"/>
-            </w:tcMar>
-            <w:vAlign w:val="center"/>
-          </w:tcPr>
-          <w:p>
-            <w:r>
-              <w:t xml:space="preserve">    </w:t>
-            </w:r>
-            <w:proofErr w:type="spellStart"/>
-            <w:r>
-              <w:t>Wk</w:t>
-            </w:r>
-            <w:proofErr w:type="spellEnd"/>
-            <w:r>
-              <w:t xml:space="preserve"> 4</w:t>
-            </w:r>
-          </w:p>
-        </w:tc>
-        <w:tc>
-          <w:tcPr>
-            <w:tcW w:w="2340" w:type="dxa"/>
-            <w:tcBorders>
-              <w:top w:val="single" w:sz="4" w:space="0" w:color="808080"/>
-              <w:left w:val="single" w:sz="4" w:space="0" w:color="808080"/>
-              <w:bottom w:val="single" w:sz="4" w:space="0" w:color="808080"/>
-              <w:right w:val="single" w:sz="4" w:space="0" w:color="808080"/>
-            </w:tcBorders>
-            <w:tcMar>
-              <w:top w:w="60" w:type="dxa"/>
-              <w:left w:w="100" w:type="dxa"/>
-              <w:bottom w:w="60" w:type="dxa"/>
-              <w:right w:w="100" w:type="dxa"/>
-            </w:tcMar>
-            <w:vAlign w:val="center"/>
-          </w:tcPr>
-          <w:p>
-            <w:pPr>
-              <w:jc w:val="center"/>
-            </w:pPr>
-            <w:r>
-              <w:t>xxx (</w:t>
-            </w:r>
-            <w:proofErr w:type="spellStart"/>
-            <w:r>
-              <w:t>xx.x</w:t>
-            </w:r>
-            <w:proofErr w:type="spellEnd"/>
-            <w:r>
-              <w:t>)</w:t>
-            </w:r>
-          </w:p>
-        </w:tc>
-        <w:tc>
-          <w:tcPr>
-            <w:tcW w:w="2340" w:type="dxa"/>
-            <w:tcBorders>
-              <w:top w:val="single" w:sz="4" w:space="0" w:color="808080"/>
-              <w:left w:val="single" w:sz="4" w:space="0" w:color="808080"/>
-              <w:bottom w:val="single" w:sz="4" w:space="0" w:color="808080"/>
-              <w:right w:val="single" w:sz="4" w:space="0" w:color="808080"/>
-            </w:tcBorders>
-            <w:tcMar>
-              <w:top w:w="60" w:type="dxa"/>
-              <w:left w:w="100" w:type="dxa"/>
-              <w:bottom w:w="60" w:type="dxa"/>
-              <w:right w:w="100" w:type="dxa"/>
-            </w:tcMar>
-            <w:vAlign w:val="center"/>
-          </w:tcPr>
-          <w:p>
-            <w:pPr>
-              <w:jc w:val="center"/>
-            </w:pPr>
-            <w:r>
-              <w:t>xxx (</w:t>
-            </w:r>
-            <w:proofErr w:type="spellStart"/>
-            <w:r>
-              <w:t>xx.x</w:t>
-            </w:r>
-            <w:proofErr w:type="spellEnd"/>
-            <w:r>
-              <w:t>)</w:t>
-            </w:r>
-          </w:p>
-        </w:tc>
-        <w:tc>
-          <w:tcPr>
-            <w:tcW w:w="2340" w:type="dxa"/>
-            <w:tcBorders>
-              <w:top w:val="single" w:sz="4" w:space="0" w:color="808080"/>
-              <w:left w:val="single" w:sz="4" w:space="0" w:color="808080"/>
-              <w:bottom w:val="single" w:sz="4" w:space="0" w:color="808080"/>
-              <w:right w:val="single" w:sz="4" w:space="0" w:color="808080"/>
-            </w:tcBorders>
-            <w:tcMar>
-              <w:top w:w="60" w:type="dxa"/>
-              <w:left w:w="100" w:type="dxa"/>
-              <w:bottom w:w="60" w:type="dxa"/>
-              <w:right w:w="100" w:type="dxa"/>
-            </w:tcMar>
-            <w:vAlign w:val="center"/>
-          </w:tcPr>
-          <w:p>
-            <w:pPr>
-              <w:jc w:val="center"/>
-            </w:pPr>
-            <w:r>
-              <w:t>xxx (</w:t>
-            </w:r>
-            <w:proofErr w:type="spellStart"/>
-            <w:r>
-              <w:t>xx.x</w:t>
-            </w:r>
-            <w:proofErr w:type="spellEnd"/>
-            <w:r>
-              <w:t>)</w:t>
-            </w:r>
-          </w:p>
-        </w:tc>
-      </w:tr>
-      <w:tr>
-        <w:tblPrEx>
-          <w:tblCellMar>
-            <w:top w:w="0" w:type="dxa"/>
-            <w:bottom w:w="0" w:type="dxa"/>
-          </w:tblCellMar>
-        </w:tblPrEx>
-        <w:tc>
-          <w:tcPr>
-            <w:tcW w:w="4680" w:type="dxa"/>
-            <w:tcBorders>
-              <w:top w:val="single" w:sz="4" w:space="0" w:color="808080"/>
-              <w:left w:val="single" w:sz="4" w:space="0" w:color="808080"/>
-              <w:bottom w:val="single" w:sz="4" w:space="0" w:color="808080"/>
-              <w:right w:val="single" w:sz="4" w:space="0" w:color="808080"/>
-            </w:tcBorders>
-            <w:tcMar>
-              <w:top w:w="60" w:type="dxa"/>
-              <w:left w:w="100" w:type="dxa"/>
-              <w:bottom w:w="60" w:type="dxa"/>
-              <w:right w:w="100" w:type="dxa"/>
-            </w:tcMar>
-            <w:vAlign w:val="center"/>
-          </w:tcPr>
-          <w:p>
-            <w:r>
-              <w:t xml:space="preserve">    </w:t>
-            </w:r>
-            <w:proofErr w:type="spellStart"/>
-            <w:r>
-              <w:t>Wk</w:t>
-            </w:r>
-            <w:proofErr w:type="spellEnd"/>
-            <w:r>
-              <w:t xml:space="preserve"> 16</w:t>
-            </w:r>
-          </w:p>
-        </w:tc>
-        <w:tc>
-          <w:tcPr>
-            <w:tcW w:w="2340" w:type="dxa"/>
-            <w:tcBorders>
-              <w:top w:val="single" w:sz="4" w:space="0" w:color="808080"/>
-              <w:left w:val="single" w:sz="4" w:space="0" w:color="808080"/>
-              <w:bottom w:val="single" w:sz="4" w:space="0" w:color="808080"/>
-              <w:right w:val="single" w:sz="4" w:space="0" w:color="808080"/>
-            </w:tcBorders>
-            <w:tcMar>
-              <w:top w:w="60" w:type="dxa"/>
-              <w:left w:w="100" w:type="dxa"/>
-              <w:bottom w:w="60" w:type="dxa"/>
-              <w:right w:w="100" w:type="dxa"/>
-            </w:tcMar>
-            <w:vAlign w:val="center"/>
-          </w:tcPr>
-          <w:p>
-            <w:pPr>
-              <w:jc w:val="center"/>
-            </w:pPr>
-            <w:r>
-              <w:t>xxx (</w:t>
-            </w:r>
-            <w:proofErr w:type="spellStart"/>
-            <w:r>
-              <w:t>xx.x</w:t>
-            </w:r>
-            <w:proofErr w:type="spellEnd"/>
-            <w:r>
-              <w:t>)</w:t>
-            </w:r>
-          </w:p>
-        </w:tc>
-        <w:tc>
-          <w:tcPr>
-            <w:tcW w:w="2340" w:type="dxa"/>
-            <w:tcBorders>
-              <w:top w:val="single" w:sz="4" w:space="0" w:color="808080"/>
-              <w:left w:val="single" w:sz="4" w:space="0" w:color="808080"/>
-              <w:bottom w:val="single" w:sz="4" w:space="0" w:color="808080"/>
-              <w:right w:val="single" w:sz="4" w:space="0" w:color="808080"/>
-            </w:tcBorders>
-            <w:tcMar>
-              <w:top w:w="60" w:type="dxa"/>
-              <w:left w:w="100" w:type="dxa"/>
-              <w:bottom w:w="60" w:type="dxa"/>
-              <w:right w:w="100" w:type="dxa"/>
-            </w:tcMar>
-            <w:vAlign w:val="center"/>
-          </w:tcPr>
-          <w:p>
-            <w:pPr>
-              <w:jc w:val="center"/>
-            </w:pPr>
-            <w:r>
-              <w:t>xxx (</w:t>
-            </w:r>
-            <w:proofErr w:type="spellStart"/>
-            <w:r>
-              <w:t>xx.x</w:t>
-            </w:r>
-            <w:proofErr w:type="spellEnd"/>
-            <w:r>
-              <w:t>)</w:t>
-            </w:r>
-          </w:p>
-        </w:tc>
-        <w:tc>
-          <w:tcPr>
-            <w:tcW w:w="2340" w:type="dxa"/>
-            <w:tcBorders>
-              <w:top w:val="single" w:sz="4" w:space="0" w:color="808080"/>
-              <w:left w:val="single" w:sz="4" w:space="0" w:color="808080"/>
-              <w:bottom w:val="single" w:sz="4" w:space="0" w:color="808080"/>
-              <w:right w:val="single" w:sz="4" w:space="0" w:color="808080"/>
-            </w:tcBorders>
-            <w:tcMar>
-              <w:top w:w="60" w:type="dxa"/>
-              <w:left w:w="100" w:type="dxa"/>
-              <w:bottom w:w="60" w:type="dxa"/>
-              <w:right w:w="100" w:type="dxa"/>
-            </w:tcMar>
-            <w:vAlign w:val="center"/>
-          </w:tcPr>
-          <w:p>
-            <w:pPr>
-              <w:jc w:val="center"/>
-            </w:pPr>
-            <w:r>
-              <w:t>xxx (</w:t>
-            </w:r>
-            <w:proofErr w:type="spellStart"/>
-            <w:r>
-              <w:t>xx.x</w:t>
-            </w:r>
-            <w:proofErr w:type="spellEnd"/>
-            <w:r>
-              <w:t>)</w:t>
-            </w:r>
-          </w:p>
-        </w:tc>
-      </w:tr>
-      <w:tr>
-        <w:tblPrEx>
-          <w:tblCellMar>
-            <w:top w:w="0" w:type="dxa"/>
-            <w:bottom w:w="0" w:type="dxa"/>
-          </w:tblCellMar>
-        </w:tblPrEx>
-        <w:tc>
-          <w:tcPr>
-            <w:tcW w:w="4680" w:type="dxa"/>
-            <w:tcBorders>
-              <w:top w:val="single" w:sz="4" w:space="0" w:color="808080"/>
-              <w:left w:val="single" w:sz="4" w:space="0" w:color="808080"/>
-              <w:bottom w:val="single" w:sz="4" w:space="0" w:color="808080"/>
-              <w:right w:val="single" w:sz="4" w:space="0" w:color="808080"/>
-            </w:tcBorders>
-            <w:tcMar>
-              <w:top w:w="60" w:type="dxa"/>
-              <w:left w:w="100" w:type="dxa"/>
-              <w:bottom w:w="60" w:type="dxa"/>
-              <w:right w:w="100" w:type="dxa"/>
-            </w:tcMar>
-            <w:vAlign w:val="center"/>
-          </w:tcPr>
-          <w:p>
-            <w:r>
-              <w:t xml:space="preserve">    </w:t>
-            </w:r>
-            <w:proofErr w:type="spellStart"/>
-            <w:r>
-              <w:t>Wk</w:t>
-            </w:r>
-            <w:proofErr w:type="spellEnd"/>
-            <w:r>
-              <w:t xml:space="preserve"> 52</w:t>
-            </w:r>
-          </w:p>
-        </w:tc>
-        <w:tc>
-          <w:tcPr>
-            <w:tcW w:w="2340" w:type="dxa"/>
-            <w:tcBorders>
-              <w:top w:val="single" w:sz="4" w:space="0" w:color="808080"/>
-              <w:left w:val="single" w:sz="4" w:space="0" w:color="808080"/>
-              <w:bottom w:val="single" w:sz="4" w:space="0" w:color="808080"/>
-              <w:right w:val="single" w:sz="4" w:space="0" w:color="808080"/>
-            </w:tcBorders>
-            <w:tcMar>
-              <w:top w:w="60" w:type="dxa"/>
-              <w:left w:w="100" w:type="dxa"/>
-              <w:bottom w:w="60" w:type="dxa"/>
-              <w:right w:w="100" w:type="dxa"/>
-            </w:tcMar>
-            <w:vAlign w:val="center"/>
-          </w:tcPr>
-          <w:p>
-            <w:pPr>
-              <w:jc w:val="center"/>
-            </w:pPr>
-            <w:r>
-              <w:t>xxx (</w:t>
-            </w:r>
-            <w:proofErr w:type="spellStart"/>
-            <w:r>
-              <w:t>xx.x</w:t>
-            </w:r>
-            <w:proofErr w:type="spellEnd"/>
-            <w:r>
-              <w:t>)</w:t>
-            </w:r>
-          </w:p>
-        </w:tc>
-        <w:tc>
-          <w:tcPr>
-            <w:tcW w:w="2340" w:type="dxa"/>
-            <w:tcBorders>
-              <w:top w:val="single" w:sz="4" w:space="0" w:color="808080"/>
-              <w:left w:val="single" w:sz="4" w:space="0" w:color="808080"/>
-              <w:bottom w:val="single" w:sz="4" w:space="0" w:color="808080"/>
-              <w:right w:val="single" w:sz="4" w:space="0" w:color="808080"/>
-            </w:tcBorders>
-            <w:tcMar>
-              <w:top w:w="60" w:type="dxa"/>
-              <w:left w:w="100" w:type="dxa"/>
-              <w:bottom w:w="60" w:type="dxa"/>
-              <w:right w:w="100" w:type="dxa"/>
-            </w:tcMar>
-            <w:vAlign w:val="center"/>
-          </w:tcPr>
-          <w:p>
-            <w:pPr>
-              <w:jc w:val="center"/>
-            </w:pPr>
-            <w:r>
-              <w:t>xxx (</w:t>
-            </w:r>
-            <w:proofErr w:type="spellStart"/>
-            <w:r>
-              <w:t>xx.x</w:t>
-            </w:r>
-            <w:proofErr w:type="spellEnd"/>
-            <w:r>
-              <w:t>)</w:t>
-            </w:r>
-          </w:p>
-        </w:tc>
-        <w:tc>
-          <w:tcPr>
-            <w:tcW w:w="2340" w:type="dxa"/>
-            <w:tcBorders>
-              <w:top w:val="single" w:sz="4" w:space="0" w:color="808080"/>
-              <w:left w:val="single" w:sz="4" w:space="0" w:color="808080"/>
-              <w:bottom w:val="single" w:sz="4" w:space="0" w:color="808080"/>
-              <w:right w:val="single" w:sz="4" w:space="0" w:color="808080"/>
-            </w:tcBorders>
-            <w:tcMar>
-              <w:top w:w="60" w:type="dxa"/>
-              <w:left w:w="100" w:type="dxa"/>
-              <w:bottom w:w="60" w:type="dxa"/>
-              <w:right w:w="100" w:type="dxa"/>
-            </w:tcMar>
-            <w:vAlign w:val="center"/>
-          </w:tcPr>
-          <w:p>
-            <w:pPr>
-              <w:jc w:val="center"/>
-            </w:pPr>
-            <w:r>
-              <w:t>xxx (</w:t>
-            </w:r>
-            <w:proofErr w:type="spellStart"/>
-            <w:r>
-              <w:t>xx.x</w:t>
-            </w:r>
-            <w:proofErr w:type="spellEnd"/>
-            <w:r>
-              <w:t>)</w:t>
-            </w:r>
-          </w:p>
-        </w:tc>
-      </w:tr>
-      <w:tr>
-        <w:tblPrEx>
-          <w:tblCellMar>
-            <w:top w:w="0" w:type="dxa"/>
-            <w:bottom w:w="0" w:type="dxa"/>
-          </w:tblCellMar>
-        </w:tblPrEx>
-        <w:tc>
-          <w:tcPr>
-            <w:tcW w:w="4680" w:type="dxa"/>
-            <w:tcBorders>
-              <w:top w:val="single" w:sz="4" w:space="0" w:color="808080"/>
-              <w:left w:val="single" w:sz="4" w:space="0" w:color="808080"/>
-              <w:bottom w:val="single" w:sz="4" w:space="0" w:color="808080"/>
-              <w:right w:val="single" w:sz="4" w:space="0" w:color="808080"/>
-            </w:tcBorders>
-            <w:tcMar>
-              <w:top w:w="60" w:type="dxa"/>
-              <w:left w:w="100" w:type="dxa"/>
-              <w:bottom w:w="60" w:type="dxa"/>
-              <w:right w:w="100" w:type="dxa"/>
-            </w:tcMar>
-            <w:vAlign w:val="center"/>
-          </w:tcPr>
-          <w:p>
-            <w:r>
-              <w:t xml:space="preserve">    </w:t>
-            </w:r>
-            <w:proofErr w:type="spellStart"/>
-            <w:r>
-              <w:t>Wk</w:t>
-            </w:r>
-            <w:proofErr w:type="spellEnd"/>
-            <w:r>
-              <w:t xml:space="preserve"> 104</w:t>
-            </w:r>
-          </w:p>
-        </w:tc>
-        <w:tc>
-          <w:tcPr>
-            <w:tcW w:w="2340" w:type="dxa"/>
-            <w:tcBorders>
-              <w:top w:val="single" w:sz="4" w:space="0" w:color="808080"/>
-              <w:left w:val="single" w:sz="4" w:space="0" w:color="808080"/>
-              <w:bottom w:val="single" w:sz="4" w:space="0" w:color="808080"/>
-              <w:right w:val="single" w:sz="4" w:space="0" w:color="808080"/>
-            </w:tcBorders>
-            <w:tcMar>
-              <w:top w:w="60" w:type="dxa"/>
-              <w:left w:w="100" w:type="dxa"/>
-              <w:bottom w:w="60" w:type="dxa"/>
-              <w:right w:w="100" w:type="dxa"/>
-            </w:tcMar>
-            <w:vAlign w:val="center"/>
-          </w:tcPr>
-          <w:p>
-            <w:pPr>
-              <w:jc w:val="center"/>
-            </w:pPr>
-            <w:r>
-              <w:t>xxx (</w:t>
-            </w:r>
-            <w:proofErr w:type="spellStart"/>
-            <w:r>
-              <w:t>xx.x</w:t>
-            </w:r>
-            <w:proofErr w:type="spellEnd"/>
-            <w:r>
-              <w:t>)</w:t>
-            </w:r>
-          </w:p>
-        </w:tc>
-        <w:tc>
-          <w:tcPr>
-            <w:tcW w:w="2340" w:type="dxa"/>
-            <w:tcBorders>
-              <w:top w:val="single" w:sz="4" w:space="0" w:color="808080"/>
-              <w:left w:val="single" w:sz="4" w:space="0" w:color="808080"/>
-              <w:bottom w:val="single" w:sz="4" w:space="0" w:color="808080"/>
-              <w:right w:val="single" w:sz="4" w:space="0" w:color="808080"/>
-            </w:tcBorders>
-            <w:tcMar>
-              <w:top w:w="60" w:type="dxa"/>
-              <w:left w:w="100" w:type="dxa"/>
-              <w:bottom w:w="60" w:type="dxa"/>
-              <w:right w:w="100" w:type="dxa"/>
-            </w:tcMar>
-            <w:vAlign w:val="center"/>
-          </w:tcPr>
-          <w:p>
-            <w:pPr>
-              <w:jc w:val="center"/>
-            </w:pPr>
-            <w:r>
-              <w:t>xxx (</w:t>
-            </w:r>
-            <w:proofErr w:type="spellStart"/>
-            <w:r>
-              <w:t>xx.x</w:t>
-            </w:r>
-            <w:proofErr w:type="spellEnd"/>
-            <w:r>
-              <w:t>)</w:t>
-            </w:r>
-          </w:p>
-        </w:tc>
-        <w:tc>
-          <w:tcPr>
-            <w:tcW w:w="2340" w:type="dxa"/>
-            <w:tcBorders>
-              <w:top w:val="single" w:sz="4" w:space="0" w:color="808080"/>
-              <w:left w:val="single" w:sz="4" w:space="0" w:color="808080"/>
-              <w:bottom w:val="single" w:sz="4" w:space="0" w:color="808080"/>
-              <w:right w:val="single" w:sz="4" w:space="0" w:color="808080"/>
-            </w:tcBorders>
-            <w:tcMar>
-              <w:top w:w="60" w:type="dxa"/>
-              <w:left w:w="100" w:type="dxa"/>
-              <w:bottom w:w="60" w:type="dxa"/>
-              <w:right w:w="100" w:type="dxa"/>
-            </w:tcMar>
-            <w:vAlign w:val="center"/>
-          </w:tcPr>
-          <w:p>
-            <w:pPr>
-              <w:jc w:val="center"/>
-            </w:pPr>
-            <w:r>
-              <w:t>xxx (</w:t>
-            </w:r>
-            <w:proofErr w:type="spellStart"/>
-            <w:r>
-              <w:t>xx.x</w:t>
-            </w:r>
-            <w:proofErr w:type="spellEnd"/>
-            <w:r>
-              <w:t>)</w:t>
-            </w:r>
-          </w:p>
-        </w:tc>
-      </w:tr>
-      <w:tr>
-        <w:tblPrEx>
-          <w:tblCellMar>
-            <w:top w:w="0" w:type="dxa"/>
-            <w:bottom w:w="0" w:type="dxa"/>
-          </w:tblCellMar>
-        </w:tblPrEx>
-        <w:tc>
-          <w:tcPr>
-            <w:tcW w:w="4680" w:type="dxa"/>
-            <w:tcBorders>
-              <w:top w:val="single" w:sz="4" w:space="0" w:color="808080"/>
-              <w:left w:val="single" w:sz="4" w:space="0" w:color="808080"/>
-              <w:bottom w:val="single" w:sz="4" w:space="0" w:color="808080"/>
-              <w:right w:val="single" w:sz="4" w:space="0" w:color="808080"/>
-            </w:tcBorders>
-            <w:tcMar>
-              <w:top w:w="60" w:type="dxa"/>
-              <w:left w:w="100" w:type="dxa"/>
-              <w:bottom w:w="60" w:type="dxa"/>
-              <w:right w:w="100" w:type="dxa"/>
-            </w:tcMar>
-            <w:vAlign w:val="center"/>
-          </w:tcPr>
-          <w:p>
-            <w:r>
-              <w:t xml:space="preserve">    </w:t>
-            </w:r>
-            <w:proofErr w:type="spellStart"/>
-            <w:r>
-              <w:t>Wk</w:t>
-            </w:r>
-            <w:proofErr w:type="spellEnd"/>
-            <w:r>
-              <w:t xml:space="preserve"> 140</w:t>
             </w:r>
           </w:p>
         </w:tc>
